--- a/india_monitor_data/rag/documents/Strike_Intelligence/Red Sea_Strike_Intelligence.docx
+++ b/india_monitor_data/rag/documents/Strike_Intelligence/Red Sea_Strike_Intelligence.docx
@@ -15,9 +15,9 @@
       <w:r>
         <w:t>Monitored Freight Hub: Red Sea Logistics Cluster</w:t>
         <w:br/>
-        <w:t>Generated: 2026-09-08 14:22:30 | Total Disruption Incidents Analyzed: 18</w:t>
+        <w:t>Generated: 2026-09-09 16:49:45 | Total Disruption Incidents Analyzed: 23</w:t>
         <w:br/>
-        <w:t>Disruption Severity Breakdown: 🔴 HIGH: 2 | 🟡 MEDIUM: 2 | 🟢 LOW: 14</w:t>
+        <w:t>Disruption Severity Breakdown: 🔴 HIGH: 2 | 🟡 MEDIUM: 3 | 🟢 LOW: 18</w:t>
       </w:r>
     </w:p>
     <w:p>
@@ -132,6 +132,276 @@
           </w:tcPr>
           <w:p>
             <w:r>
+              <w:t>Houthis Claim Strike on Saudi Vessel as Red Sea Violence Escalates</w:t>
+            </w:r>
+          </w:p>
+        </w:tc>
+        <w:tc>
+          <w:tcPr>
+            <w:tcW w:type="dxa" w:w="1728"/>
+          </w:tcPr>
+          <w:p>
+            <w:r>
+              <w:t>🟡 MEDIUM</w:t>
+            </w:r>
+          </w:p>
+        </w:tc>
+      </w:tr>
+      <w:tr>
+        <w:tc>
+          <w:tcPr>
+            <w:tcW w:type="dxa" w:w="1728"/>
+          </w:tcPr>
+          <w:p>
+            <w:r>
+              <w:t>INC-RED-02</w:t>
+              <w:br/>
+              <w:t>(None)</w:t>
+            </w:r>
+          </w:p>
+        </w:tc>
+        <w:tc>
+          <w:tcPr>
+            <w:tcW w:type="dxa" w:w="1728"/>
+          </w:tcPr>
+          <w:p>
+            <w:r>
+              <w:t>Unknown</w:t>
+            </w:r>
+          </w:p>
+        </w:tc>
+        <w:tc>
+          <w:tcPr>
+            <w:tcW w:type="dxa" w:w="1728"/>
+          </w:tcPr>
+          <w:p>
+            <w:r>
+              <w:t>Canal_Chokepoint</w:t>
+            </w:r>
+          </w:p>
+        </w:tc>
+        <w:tc>
+          <w:tcPr>
+            <w:tcW w:type="dxa" w:w="1728"/>
+          </w:tcPr>
+          <w:p>
+            <w:r>
+              <w:t>3 Killed As Yemen's Houthis Attack Cargo Ship In Red Sea: Report</w:t>
+            </w:r>
+          </w:p>
+        </w:tc>
+        <w:tc>
+          <w:tcPr>
+            <w:tcW w:type="dxa" w:w="1728"/>
+          </w:tcPr>
+          <w:p>
+            <w:r>
+              <w:t>🟢 LOW</w:t>
+            </w:r>
+          </w:p>
+        </w:tc>
+      </w:tr>
+      <w:tr>
+        <w:tc>
+          <w:tcPr>
+            <w:tcW w:type="dxa" w:w="1728"/>
+          </w:tcPr>
+          <w:p>
+            <w:r>
+              <w:t>INC-RED-03</w:t>
+              <w:br/>
+              <w:t>(None)</w:t>
+            </w:r>
+          </w:p>
+        </w:tc>
+        <w:tc>
+          <w:tcPr>
+            <w:tcW w:type="dxa" w:w="1728"/>
+          </w:tcPr>
+          <w:p>
+            <w:r>
+              <w:t>Unknown</w:t>
+            </w:r>
+          </w:p>
+        </w:tc>
+        <w:tc>
+          <w:tcPr>
+            <w:tcW w:type="dxa" w:w="1728"/>
+          </w:tcPr>
+          <w:p>
+            <w:r>
+              <w:t>Canal_Chokepoint</w:t>
+            </w:r>
+          </w:p>
+        </w:tc>
+        <w:tc>
+          <w:tcPr>
+            <w:tcW w:type="dxa" w:w="1728"/>
+          </w:tcPr>
+          <w:p>
+            <w:r>
+              <w:t>Another Hormuz? What to know about the Houthi threat to the Red Sea</w:t>
+            </w:r>
+          </w:p>
+        </w:tc>
+        <w:tc>
+          <w:tcPr>
+            <w:tcW w:type="dxa" w:w="1728"/>
+          </w:tcPr>
+          <w:p>
+            <w:r>
+              <w:t>🟢 LOW</w:t>
+            </w:r>
+          </w:p>
+        </w:tc>
+      </w:tr>
+      <w:tr>
+        <w:tc>
+          <w:tcPr>
+            <w:tcW w:type="dxa" w:w="1728"/>
+          </w:tcPr>
+          <w:p>
+            <w:r>
+              <w:t>INC-RED-04</w:t>
+              <w:br/>
+              <w:t>(None)</w:t>
+            </w:r>
+          </w:p>
+        </w:tc>
+        <w:tc>
+          <w:tcPr>
+            <w:tcW w:type="dxa" w:w="1728"/>
+          </w:tcPr>
+          <w:p>
+            <w:r>
+              <w:t>Unknown</w:t>
+            </w:r>
+          </w:p>
+        </w:tc>
+        <w:tc>
+          <w:tcPr>
+            <w:tcW w:type="dxa" w:w="1728"/>
+          </w:tcPr>
+          <w:p>
+            <w:r>
+              <w:t>Canal_Chokepoint</w:t>
+            </w:r>
+          </w:p>
+        </w:tc>
+        <w:tc>
+          <w:tcPr>
+            <w:tcW w:type="dxa" w:w="1728"/>
+          </w:tcPr>
+          <w:p>
+            <w:r>
+              <w:t>Container lines edge towards full Suez and Red Sea return</w:t>
+            </w:r>
+          </w:p>
+        </w:tc>
+        <w:tc>
+          <w:tcPr>
+            <w:tcW w:type="dxa" w:w="1728"/>
+          </w:tcPr>
+          <w:p>
+            <w:r>
+              <w:t>🟢 LOW</w:t>
+            </w:r>
+          </w:p>
+        </w:tc>
+      </w:tr>
+      <w:tr>
+        <w:tc>
+          <w:tcPr>
+            <w:tcW w:type="dxa" w:w="1728"/>
+          </w:tcPr>
+          <w:p>
+            <w:r>
+              <w:t>INC-RED-05</w:t>
+              <w:br/>
+              <w:t>(None)</w:t>
+            </w:r>
+          </w:p>
+        </w:tc>
+        <w:tc>
+          <w:tcPr>
+            <w:tcW w:type="dxa" w:w="1728"/>
+          </w:tcPr>
+          <w:p>
+            <w:r>
+              <w:t>Unknown</w:t>
+            </w:r>
+          </w:p>
+        </w:tc>
+        <w:tc>
+          <w:tcPr>
+            <w:tcW w:type="dxa" w:w="1728"/>
+          </w:tcPr>
+          <w:p>
+            <w:r>
+              <w:t>Canal_Chokepoint</w:t>
+            </w:r>
+          </w:p>
+        </w:tc>
+        <w:tc>
+          <w:tcPr>
+            <w:tcW w:type="dxa" w:w="1728"/>
+          </w:tcPr>
+          <w:p>
+            <w:r>
+              <w:t xml:space="preserve">Yemen's Houthis kill 16 government troops; British agency reports attack on cargo ship in </w:t>
+            </w:r>
+          </w:p>
+        </w:tc>
+        <w:tc>
+          <w:tcPr>
+            <w:tcW w:type="dxa" w:w="1728"/>
+          </w:tcPr>
+          <w:p>
+            <w:r>
+              <w:t>🟢 LOW</w:t>
+            </w:r>
+          </w:p>
+        </w:tc>
+      </w:tr>
+      <w:tr>
+        <w:tc>
+          <w:tcPr>
+            <w:tcW w:type="dxa" w:w="1728"/>
+          </w:tcPr>
+          <w:p>
+            <w:r>
+              <w:t>INC-RED-06</w:t>
+              <w:br/>
+              <w:t>(None)</w:t>
+            </w:r>
+          </w:p>
+        </w:tc>
+        <w:tc>
+          <w:tcPr>
+            <w:tcW w:type="dxa" w:w="1728"/>
+          </w:tcPr>
+          <w:p>
+            <w:r>
+              <w:t>Unknown</w:t>
+            </w:r>
+          </w:p>
+        </w:tc>
+        <w:tc>
+          <w:tcPr>
+            <w:tcW w:type="dxa" w:w="1728"/>
+          </w:tcPr>
+          <w:p>
+            <w:r>
+              <w:t>Canal_Chokepoint</w:t>
+            </w:r>
+          </w:p>
+        </w:tc>
+        <w:tc>
+          <w:tcPr>
+            <w:tcW w:type="dxa" w:w="1728"/>
+          </w:tcPr>
+          <w:p>
+            <w:r>
               <w:t>Four Crew, Two Rescuers Killed in Red Sea Attack as US Strikes Ship Near Oman</w:t>
             </w:r>
           </w:p>
@@ -154,7 +424,7 @@
           </w:tcPr>
           <w:p>
             <w:r>
-              <w:t>INC-RED-02</w:t>
+              <w:t>INC-RED-07</w:t>
               <w:br/>
               <w:t>(None)</w:t>
             </w:r>
@@ -208,7 +478,7 @@
           </w:tcPr>
           <w:p>
             <w:r>
-              <w:t>INC-RED-03</w:t>
+              <w:t>INC-RED-08</w:t>
               <w:br/>
               <w:t>(None)</w:t>
             </w:r>
@@ -251,276 +521,6 @@
           <w:p>
             <w:r>
               <w:t>🟢 LOW</w:t>
-            </w:r>
-          </w:p>
-        </w:tc>
-      </w:tr>
-      <w:tr>
-        <w:tc>
-          <w:tcPr>
-            <w:tcW w:type="dxa" w:w="1728"/>
-          </w:tcPr>
-          <w:p>
-            <w:r>
-              <w:t>INC-RED-04</w:t>
-              <w:br/>
-              <w:t>(None)</w:t>
-            </w:r>
-          </w:p>
-        </w:tc>
-        <w:tc>
-          <w:tcPr>
-            <w:tcW w:type="dxa" w:w="1728"/>
-          </w:tcPr>
-          <w:p>
-            <w:r>
-              <w:t>Unknown</w:t>
-            </w:r>
-          </w:p>
-        </w:tc>
-        <w:tc>
-          <w:tcPr>
-            <w:tcW w:type="dxa" w:w="1728"/>
-          </w:tcPr>
-          <w:p>
-            <w:r>
-              <w:t>Canal_Chokepoint</w:t>
-            </w:r>
-          </w:p>
-        </w:tc>
-        <w:tc>
-          <w:tcPr>
-            <w:tcW w:type="dxa" w:w="1728"/>
-          </w:tcPr>
-          <w:p>
-            <w:r>
-              <w:t>Yemen’s Houthis report attack on Saudi oil tanker in Red Sea</w:t>
-            </w:r>
-          </w:p>
-        </w:tc>
-        <w:tc>
-          <w:tcPr>
-            <w:tcW w:type="dxa" w:w="1728"/>
-          </w:tcPr>
-          <w:p>
-            <w:r>
-              <w:t>🟢 LOW</w:t>
-            </w:r>
-          </w:p>
-        </w:tc>
-      </w:tr>
-      <w:tr>
-        <w:tc>
-          <w:tcPr>
-            <w:tcW w:type="dxa" w:w="1728"/>
-          </w:tcPr>
-          <w:p>
-            <w:r>
-              <w:t>INC-RED-05</w:t>
-              <w:br/>
-              <w:t>(None)</w:t>
-            </w:r>
-          </w:p>
-        </w:tc>
-        <w:tc>
-          <w:tcPr>
-            <w:tcW w:type="dxa" w:w="1728"/>
-          </w:tcPr>
-          <w:p>
-            <w:r>
-              <w:t>Unknown</w:t>
-            </w:r>
-          </w:p>
-        </w:tc>
-        <w:tc>
-          <w:tcPr>
-            <w:tcW w:type="dxa" w:w="1728"/>
-          </w:tcPr>
-          <w:p>
-            <w:r>
-              <w:t>Canal_Chokepoint</w:t>
-            </w:r>
-          </w:p>
-        </w:tc>
-        <w:tc>
-          <w:tcPr>
-            <w:tcW w:type="dxa" w:w="1728"/>
-          </w:tcPr>
-          <w:p>
-            <w:r>
-              <w:t>Houthis deploy missiles and drones to attack ships in southern Red Sea, naval group says</w:t>
-            </w:r>
-          </w:p>
-        </w:tc>
-        <w:tc>
-          <w:tcPr>
-            <w:tcW w:type="dxa" w:w="1728"/>
-          </w:tcPr>
-          <w:p>
-            <w:r>
-              <w:t>🔴 HIGH</w:t>
-            </w:r>
-          </w:p>
-        </w:tc>
-      </w:tr>
-      <w:tr>
-        <w:tc>
-          <w:tcPr>
-            <w:tcW w:type="dxa" w:w="1728"/>
-          </w:tcPr>
-          <w:p>
-            <w:r>
-              <w:t>INC-RED-06</w:t>
-              <w:br/>
-              <w:t>(None)</w:t>
-            </w:r>
-          </w:p>
-        </w:tc>
-        <w:tc>
-          <w:tcPr>
-            <w:tcW w:type="dxa" w:w="1728"/>
-          </w:tcPr>
-          <w:p>
-            <w:r>
-              <w:t>Unknown</w:t>
-            </w:r>
-          </w:p>
-        </w:tc>
-        <w:tc>
-          <w:tcPr>
-            <w:tcW w:type="dxa" w:w="1728"/>
-          </w:tcPr>
-          <w:p>
-            <w:r>
-              <w:t>Canal_Chokepoint</w:t>
-            </w:r>
-          </w:p>
-        </w:tc>
-        <w:tc>
-          <w:tcPr>
-            <w:tcW w:type="dxa" w:w="1728"/>
-          </w:tcPr>
-          <w:p>
-            <w:r>
-              <w:t>Maritime security update: Gulf Region / Strait of Hormuz and Red Sea</w:t>
-            </w:r>
-          </w:p>
-        </w:tc>
-        <w:tc>
-          <w:tcPr>
-            <w:tcW w:type="dxa" w:w="1728"/>
-          </w:tcPr>
-          <w:p>
-            <w:r>
-              <w:t>🟢 LOW</w:t>
-            </w:r>
-          </w:p>
-        </w:tc>
-      </w:tr>
-      <w:tr>
-        <w:tc>
-          <w:tcPr>
-            <w:tcW w:type="dxa" w:w="1728"/>
-          </w:tcPr>
-          <w:p>
-            <w:r>
-              <w:t>INC-RED-07</w:t>
-              <w:br/>
-              <w:t>(None)</w:t>
-            </w:r>
-          </w:p>
-        </w:tc>
-        <w:tc>
-          <w:tcPr>
-            <w:tcW w:type="dxa" w:w="1728"/>
-          </w:tcPr>
-          <w:p>
-            <w:r>
-              <w:t>Unknown</w:t>
-            </w:r>
-          </w:p>
-        </w:tc>
-        <w:tc>
-          <w:tcPr>
-            <w:tcW w:type="dxa" w:w="1728"/>
-          </w:tcPr>
-          <w:p>
-            <w:r>
-              <w:t>Canal_Chokepoint</w:t>
-            </w:r>
-          </w:p>
-        </w:tc>
-        <w:tc>
-          <w:tcPr>
-            <w:tcW w:type="dxa" w:w="1728"/>
-          </w:tcPr>
-          <w:p>
-            <w:r>
-              <w:t>At least six killed in suspected Houthi attack on Egyptian ship in the Red Sea</w:t>
-            </w:r>
-          </w:p>
-        </w:tc>
-        <w:tc>
-          <w:tcPr>
-            <w:tcW w:type="dxa" w:w="1728"/>
-          </w:tcPr>
-          <w:p>
-            <w:r>
-              <w:t>🟢 LOW</w:t>
-            </w:r>
-          </w:p>
-        </w:tc>
-      </w:tr>
-      <w:tr>
-        <w:tc>
-          <w:tcPr>
-            <w:tcW w:type="dxa" w:w="1728"/>
-          </w:tcPr>
-          <w:p>
-            <w:r>
-              <w:t>INC-RED-08</w:t>
-              <w:br/>
-              <w:t>(None)</w:t>
-            </w:r>
-          </w:p>
-        </w:tc>
-        <w:tc>
-          <w:tcPr>
-            <w:tcW w:type="dxa" w:w="1728"/>
-          </w:tcPr>
-          <w:p>
-            <w:r>
-              <w:t>Unknown</w:t>
-            </w:r>
-          </w:p>
-        </w:tc>
-        <w:tc>
-          <w:tcPr>
-            <w:tcW w:type="dxa" w:w="1728"/>
-          </w:tcPr>
-          <w:p>
-            <w:r>
-              <w:t>Canal_Chokepoint</w:t>
-            </w:r>
-          </w:p>
-        </w:tc>
-        <w:tc>
-          <w:tcPr>
-            <w:tcW w:type="dxa" w:w="1728"/>
-          </w:tcPr>
-          <w:p>
-            <w:r>
-              <w:t>Four crew members were killed in an attack in the Red Sea; a strike on a vessel was report</w:t>
-            </w:r>
-          </w:p>
-        </w:tc>
-        <w:tc>
-          <w:tcPr>
-            <w:tcW w:type="dxa" w:w="1728"/>
-          </w:tcPr>
-          <w:p>
-            <w:r>
-              <w:t>🟡 MEDIUM</w:t>
             </w:r>
           </w:p>
         </w:tc>
